--- a/DOOR.docx
+++ b/DOOR.docx
@@ -184,17 +184,20 @@
         <w:ind w:left="60"/>
         <w:rPr>
           <w:rFonts w:ascii="Georgia" w:hAnsi="Georgia"/>
-        </w:rPr>
-      </w:pPr>
-      <w:r>
-        <w:rPr>
-          <w:rFonts w:ascii="Georgia" w:hAnsi="Georgia"/>
+          <w:u w:val="single"/>
+        </w:rPr>
+      </w:pPr>
+      <w:r>
+        <w:rPr>
+          <w:rFonts w:ascii="Georgia" w:hAnsi="Georgia"/>
+          <w:u w:val="single"/>
         </w:rPr>
         <w:t>1</w:t>
       </w:r>
       <w:r>
         <w:rPr>
           <w:rFonts w:ascii="Georgia" w:hAnsi="Georgia"/>
+          <w:u w:val="single"/>
           <w:vertAlign w:val="superscript"/>
         </w:rPr>
         <w:t>st</w:t>
@@ -202,6 +205,7 @@
       <w:r>
         <w:rPr>
           <w:rFonts w:ascii="Georgia" w:hAnsi="Georgia"/>
+          <w:u w:val="single"/>
         </w:rPr>
         <w:t xml:space="preserve"> Deck:</w:t>
       </w:r>
@@ -304,17 +308,20 @@
         <w:ind w:left="60"/>
         <w:rPr>
           <w:rFonts w:ascii="Georgia" w:hAnsi="Georgia"/>
-        </w:rPr>
-      </w:pPr>
-      <w:r>
-        <w:rPr>
-          <w:rFonts w:ascii="Georgia" w:hAnsi="Georgia"/>
+          <w:u w:val="single"/>
+        </w:rPr>
+      </w:pPr>
+      <w:r>
+        <w:rPr>
+          <w:rFonts w:ascii="Georgia" w:hAnsi="Georgia"/>
+          <w:u w:val="single"/>
         </w:rPr>
         <w:t>2</w:t>
       </w:r>
       <w:r>
         <w:rPr>
           <w:rFonts w:ascii="Georgia" w:hAnsi="Georgia"/>
+          <w:u w:val="single"/>
           <w:vertAlign w:val="superscript"/>
         </w:rPr>
         <w:t>nd</w:t>
@@ -322,6 +329,7 @@
       <w:r>
         <w:rPr>
           <w:rFonts w:ascii="Georgia" w:hAnsi="Georgia"/>
+          <w:u w:val="single"/>
         </w:rPr>
         <w:t xml:space="preserve"> Deck:</w:t>
       </w:r>
@@ -349,6 +357,44 @@
         </w:rPr>
         <w:t>. They are stored long term and will not disappear when the Session is over.</w:t>
       </w:r>
+      <w:r>
+        <w:rPr>
+          <w:rFonts w:ascii="Georgia" w:hAnsi="Georgia"/>
+        </w:rPr>
+        <w:t xml:space="preserve"> They can be created, updated, deleted, altered.</w:t>
+      </w:r>
+    </w:p>
+    <w:p>
+      <w:pPr>
+        <w:rPr>
+          <w:rFonts w:ascii="Georgia" w:hAnsi="Georgia"/>
+        </w:rPr>
+      </w:pPr>
+      <w:r>
+        <w:rPr>
+          <w:rFonts w:ascii="Georgia" w:hAnsi="Georgia"/>
+        </w:rPr>
+        <w:t>Q4: How to create an Object</w:t>
+      </w:r>
+      <w:r>
+        <w:rPr>
+          <w:rFonts w:ascii="Georgia" w:hAnsi="Georgia"/>
+        </w:rPr>
+        <w:t xml:space="preserve"> in Database</w:t>
+      </w:r>
+      <w:r>
+        <w:rPr>
+          <w:rFonts w:ascii="Georgia" w:hAnsi="Georgia"/>
+        </w:rPr>
+        <w:t xml:space="preserve"> an add data (value) to it?</w:t>
+      </w:r>
+    </w:p>
+    <w:p>
+      <w:pPr>
+        <w:rPr>
+          <w:rFonts w:ascii="Georgia" w:hAnsi="Georgia"/>
+        </w:rPr>
+      </w:pPr>
     </w:p>
     <w:sectPr>
       <w:pgSz w:w="12240" w:h="15840"/>

--- a/DOOR.docx
+++ b/DOOR.docx
@@ -69,26 +69,7 @@
         <w:rPr>
           <w:rFonts w:ascii="Georgia" w:hAnsi="Georgia"/>
         </w:rPr>
-        <w:t xml:space="preserve">Title on the door: </w:t>
-      </w:r>
-    </w:p>
-    <w:p>
-      <w:pPr>
-        <w:rPr>
-          <w:rFonts w:ascii="Georgia" w:hAnsi="Georgia"/>
-        </w:rPr>
-      </w:pPr>
-      <w:r>
-        <w:rPr>
-          <w:rFonts w:ascii="Georgia" w:hAnsi="Georgia"/>
-        </w:rPr>
-        <w:t xml:space="preserve">Q1: </w:t>
-      </w:r>
-      <w:r>
-        <w:rPr>
-          <w:rFonts w:ascii="Georgia" w:hAnsi="Georgia"/>
-        </w:rPr>
-        <w:t xml:space="preserve">Difference between where ‘score </w:t>
+        <w:t xml:space="preserve">Q1: Difference between where ‘score </w:t>
       </w:r>
       <w:r>
         <w:rPr>
@@ -102,6 +83,37 @@
           <w:rFonts w:ascii="Georgia" w:hAnsi="Georgia"/>
         </w:rPr>
         <w:t>and ‘score = 0’.</w:t>
+      </w:r>
+    </w:p>
+    <w:p>
+      <w:pPr>
+        <w:ind w:left="60"/>
+        <w:rPr>
+          <w:rFonts w:ascii="Georgia" w:hAnsi="Georgia"/>
+          <w:u w:val="single"/>
+        </w:rPr>
+      </w:pPr>
+      <w:r>
+        <w:rPr>
+          <w:rFonts w:ascii="Georgia" w:hAnsi="Georgia"/>
+          <w:u w:val="single"/>
+        </w:rPr>
+        <w:t>1</w:t>
+      </w:r>
+      <w:r>
+        <w:rPr>
+          <w:rFonts w:ascii="Georgia" w:hAnsi="Georgia"/>
+          <w:u w:val="single"/>
+          <w:vertAlign w:val="superscript"/>
+        </w:rPr>
+        <w:t>st</w:t>
+      </w:r>
+      <w:r>
+        <w:rPr>
+          <w:rFonts w:ascii="Georgia" w:hAnsi="Georgia"/>
+          <w:u w:val="single"/>
+        </w:rPr>
+        <w:t xml:space="preserve"> Deck:</w:t>
       </w:r>
     </w:p>
     <w:p>
@@ -137,7 +149,43 @@
         <w:rPr>
           <w:rFonts w:ascii="Georgia" w:hAnsi="Georgia"/>
         </w:rPr>
-        <w:t>SQL treats ‘score = 0’ as value</w:t>
+        <w:t>SQL treats ‘score = 0’</w:t>
+      </w:r>
+      <w:r>
+        <w:rPr>
+          <w:rFonts w:ascii="Georgia" w:hAnsi="Georgia"/>
+        </w:rPr>
+        <w:t xml:space="preserve"> (common datatype)</w:t>
+      </w:r>
+      <w:r>
+        <w:rPr>
+          <w:rFonts w:ascii="Georgia" w:hAnsi="Georgia"/>
+        </w:rPr>
+        <w:t xml:space="preserve"> as value</w:t>
+      </w:r>
+      <w:r>
+        <w:rPr>
+          <w:rFonts w:ascii="Georgia" w:hAnsi="Georgia"/>
+        </w:rPr>
+        <w:t xml:space="preserve"> (4bytes?).</w:t>
+      </w:r>
+    </w:p>
+    <w:p>
+      <w:pPr>
+        <w:pStyle w:val="ListParagraph"/>
+        <w:rPr>
+          <w:rFonts w:ascii="Georgia" w:hAnsi="Georgia"/>
+          <w:i/>
+          <w:iCs/>
+        </w:rPr>
+      </w:pPr>
+      <w:r>
+        <w:rPr>
+          <w:rFonts w:ascii="Georgia" w:hAnsi="Georgia"/>
+          <w:i/>
+          <w:iCs/>
+        </w:rPr>
+        <w:t>Frequent question about MAX size of primitive</w:t>
       </w:r>
     </w:p>
     <w:p>
@@ -168,9 +216,16 @@
       <w:r>
         <w:rPr>
           <w:rFonts w:ascii="Georgia" w:hAnsi="Georgia"/>
+          <w:color w:val="00B050"/>
+        </w:rPr>
+        <w:t>value</w:t>
+      </w:r>
+      <w:r>
+        <w:rPr>
+          <w:rFonts w:ascii="Georgia" w:hAnsi="Georgia"/>
           <w:color w:val="70AD47" w:themeColor="accent6"/>
         </w:rPr>
-        <w:t xml:space="preserve">value </w:t>
+        <w:t xml:space="preserve"> </w:t>
       </w:r>
       <w:r>
         <w:rPr>
@@ -192,7 +247,7 @@
           <w:rFonts w:ascii="Georgia" w:hAnsi="Georgia"/>
           <w:u w:val="single"/>
         </w:rPr>
-        <w:t>1</w:t>
+        <w:t>2</w:t>
       </w:r>
       <w:r>
         <w:rPr>
@@ -200,14 +255,21 @@
           <w:u w:val="single"/>
           <w:vertAlign w:val="superscript"/>
         </w:rPr>
-        <w:t>st</w:t>
+        <w:t>nd</w:t>
       </w:r>
       <w:r>
         <w:rPr>
           <w:rFonts w:ascii="Georgia" w:hAnsi="Georgia"/>
           <w:u w:val="single"/>
         </w:rPr>
-        <w:t xml:space="preserve"> Deck:</w:t>
+        <w:t xml:space="preserve"> </w:t>
+      </w:r>
+      <w:r>
+        <w:rPr>
+          <w:rFonts w:ascii="Georgia" w:hAnsi="Georgia"/>
+          <w:u w:val="single"/>
+        </w:rPr>
+        <w:t>Deck:</w:t>
       </w:r>
     </w:p>
     <w:p>
@@ -224,8 +286,15 @@
       <w:r>
         <w:rPr>
           <w:rFonts w:ascii="Georgia" w:hAnsi="Georgia"/>
-        </w:rPr>
-        <w:t>Object – is a structure stored in allocated memory. Usually</w:t>
+          <w:color w:val="FF0000"/>
+        </w:rPr>
+        <w:t xml:space="preserve">Object </w:t>
+      </w:r>
+      <w:r>
+        <w:rPr>
+          <w:rFonts w:ascii="Georgia" w:hAnsi="Georgia"/>
+        </w:rPr>
+        <w:t>– is a structure stored in allocated memory. Usually</w:t>
       </w:r>
       <w:r>
         <w:rPr>
@@ -279,8 +348,15 @@
       <w:r>
         <w:rPr>
           <w:rFonts w:ascii="Georgia" w:hAnsi="Georgia"/>
-        </w:rPr>
-        <w:t xml:space="preserve">Value – is a content </w:t>
+          <w:color w:val="00B050"/>
+        </w:rPr>
+        <w:t>Value</w:t>
+      </w:r>
+      <w:r>
+        <w:rPr>
+          <w:rFonts w:ascii="Georgia" w:hAnsi="Georgia"/>
+        </w:rPr>
+        <w:t xml:space="preserve"> – is a content </w:t>
       </w:r>
       <w:r>
         <w:rPr>
@@ -300,7 +376,33 @@
         <w:rPr>
           <w:rFonts w:ascii="Georgia" w:hAnsi="Georgia"/>
         </w:rPr>
-        <w:t>Q3: Besides Objects in Memory what another Objects are there in SQL?</w:t>
+        <w:t xml:space="preserve">Q3: Besides Objects in Memory what another Objects are there in </w:t>
+      </w:r>
+      <w:proofErr w:type="spellStart"/>
+      <w:r>
+        <w:rPr>
+          <w:rFonts w:ascii="Georgia" w:hAnsi="Georgia"/>
+        </w:rPr>
+        <w:t>t</w:t>
+      </w:r>
+      <w:r>
+        <w:rPr>
+          <w:rFonts w:ascii="Georgia" w:hAnsi="Georgia"/>
+        </w:rPr>
+        <w:t>SQL</w:t>
+      </w:r>
+      <w:proofErr w:type="spellEnd"/>
+      <w:r>
+        <w:rPr>
+          <w:rFonts w:ascii="Georgia" w:hAnsi="Georgia"/>
+        </w:rPr>
+        <w:t xml:space="preserve"> and how to handle them</w:t>
+      </w:r>
+      <w:r>
+        <w:rPr>
+          <w:rFonts w:ascii="Georgia" w:hAnsi="Georgia"/>
+        </w:rPr>
+        <w:t>?</w:t>
       </w:r>
     </w:p>
     <w:p>
@@ -316,7 +418,7 @@
           <w:rFonts w:ascii="Georgia" w:hAnsi="Georgia"/>
           <w:u w:val="single"/>
         </w:rPr>
-        <w:t>2</w:t>
+        <w:t>3</w:t>
       </w:r>
       <w:r>
         <w:rPr>
@@ -324,7 +426,7 @@
           <w:u w:val="single"/>
           <w:vertAlign w:val="superscript"/>
         </w:rPr>
-        <w:t>nd</w:t>
+        <w:t>rd</w:t>
       </w:r>
       <w:r>
         <w:rPr>
@@ -366,31 +468,301 @@
     </w:p>
     <w:p>
       <w:pPr>
-        <w:rPr>
-          <w:rFonts w:ascii="Georgia" w:hAnsi="Georgia"/>
-        </w:rPr>
-      </w:pPr>
-      <w:r>
-        <w:rPr>
-          <w:rFonts w:ascii="Georgia" w:hAnsi="Georgia"/>
-        </w:rPr>
-        <w:t>Q4: How to create an Object</w:t>
-      </w:r>
-      <w:r>
-        <w:rPr>
-          <w:rFonts w:ascii="Georgia" w:hAnsi="Georgia"/>
-        </w:rPr>
-        <w:t xml:space="preserve"> in Database</w:t>
-      </w:r>
-      <w:r>
-        <w:rPr>
-          <w:rFonts w:ascii="Georgia" w:hAnsi="Georgia"/>
-        </w:rPr>
-        <w:t xml:space="preserve"> an add data (value) to it?</w:t>
-      </w:r>
-    </w:p>
-    <w:p>
-      <w:pPr>
+        <w:pStyle w:val="ListParagraph"/>
+        <w:numPr>
+          <w:ilvl w:val="0"/>
+          <w:numId w:val="1"/>
+        </w:numPr>
+        <w:rPr>
+          <w:rFonts w:ascii="Georgia" w:hAnsi="Georgia"/>
+        </w:rPr>
+      </w:pPr>
+      <w:r>
+        <w:rPr>
+          <w:rFonts w:ascii="Georgia" w:hAnsi="Georgia"/>
+        </w:rPr>
+        <w:t>DECLARE to create that object</w:t>
+      </w:r>
+      <w:r>
+        <w:rPr>
+          <w:rFonts w:ascii="Georgia" w:hAnsi="Georgia"/>
+        </w:rPr>
+        <w:t xml:space="preserve"> as structure </w:t>
+      </w:r>
+      <w:r>
+        <w:rPr>
+          <w:rFonts w:ascii="Georgia" w:hAnsi="Georgia"/>
+          <w:u w:val="single"/>
+        </w:rPr>
+        <w:t>inside memory</w:t>
+      </w:r>
+      <w:r>
+        <w:rPr>
+          <w:rFonts w:ascii="Georgia" w:hAnsi="Georgia"/>
+        </w:rPr>
+        <w:t xml:space="preserve"> (collection of primitive types)</w:t>
+      </w:r>
+    </w:p>
+    <w:p>
+      <w:pPr>
+        <w:pStyle w:val="ListParagraph"/>
+        <w:numPr>
+          <w:ilvl w:val="0"/>
+          <w:numId w:val="1"/>
+        </w:numPr>
+        <w:rPr>
+          <w:rFonts w:ascii="Georgia" w:hAnsi="Georgia"/>
+        </w:rPr>
+      </w:pPr>
+      <w:r>
+        <w:rPr>
+          <w:rFonts w:ascii="Georgia" w:hAnsi="Georgia"/>
+        </w:rPr>
+        <w:t>Declare values in memory with datatypes</w:t>
+      </w:r>
+    </w:p>
+    <w:p>
+      <w:pPr>
+        <w:rPr>
+          <w:rFonts w:ascii="Georgia" w:hAnsi="Georgia"/>
+        </w:rPr>
+      </w:pPr>
+      <w:r>
+        <w:rPr>
+          <w:rFonts w:ascii="Georgia" w:hAnsi="Georgia"/>
+        </w:rPr>
+        <w:t xml:space="preserve">For work with </w:t>
+      </w:r>
+      <w:r>
+        <w:rPr>
+          <w:rFonts w:ascii="Georgia" w:hAnsi="Georgia"/>
+          <w:u w:val="single"/>
+        </w:rPr>
+        <w:t>database</w:t>
+      </w:r>
+      <w:r>
+        <w:rPr>
+          <w:rFonts w:ascii="Georgia" w:hAnsi="Georgia"/>
+        </w:rPr>
+        <w:t xml:space="preserve"> </w:t>
+      </w:r>
+      <w:proofErr w:type="gramStart"/>
+      <w:r>
+        <w:rPr>
+          <w:rFonts w:ascii="Georgia" w:hAnsi="Georgia"/>
+        </w:rPr>
+        <w:t>objects</w:t>
+      </w:r>
+      <w:proofErr w:type="gramEnd"/>
+      <w:r>
+        <w:rPr>
+          <w:rFonts w:ascii="Georgia" w:hAnsi="Georgia"/>
+        </w:rPr>
+        <w:t xml:space="preserve"> we use:</w:t>
+      </w:r>
+    </w:p>
+    <w:p>
+      <w:pPr>
+        <w:pStyle w:val="ListParagraph"/>
+        <w:numPr>
+          <w:ilvl w:val="0"/>
+          <w:numId w:val="1"/>
+        </w:numPr>
+        <w:rPr>
+          <w:rFonts w:ascii="Georgia" w:hAnsi="Georgia"/>
+        </w:rPr>
+      </w:pPr>
+      <w:r>
+        <w:rPr>
+          <w:rFonts w:ascii="Georgia" w:hAnsi="Georgia"/>
+        </w:rPr>
+        <w:t xml:space="preserve">CREATE </w:t>
+      </w:r>
+      <w:proofErr w:type="spellStart"/>
+      <w:r>
+        <w:rPr>
+          <w:rFonts w:ascii="Georgia" w:hAnsi="Georgia"/>
+        </w:rPr>
+        <w:t>tbl</w:t>
+      </w:r>
+      <w:proofErr w:type="spellEnd"/>
+      <w:r>
+        <w:rPr>
+          <w:rFonts w:ascii="Georgia" w:hAnsi="Georgia"/>
+        </w:rPr>
+        <w:t>,</w:t>
+      </w:r>
+    </w:p>
+    <w:p>
+      <w:pPr>
+        <w:pStyle w:val="ListParagraph"/>
+        <w:numPr>
+          <w:ilvl w:val="0"/>
+          <w:numId w:val="1"/>
+        </w:numPr>
+        <w:rPr>
+          <w:rFonts w:ascii="Georgia" w:hAnsi="Georgia"/>
+        </w:rPr>
+      </w:pPr>
+      <w:r>
+        <w:rPr>
+          <w:rFonts w:ascii="Georgia" w:hAnsi="Georgia"/>
+        </w:rPr>
+        <w:t>SELECT INTO #tbl,</w:t>
+      </w:r>
+    </w:p>
+    <w:p>
+      <w:pPr>
+        <w:pStyle w:val="ListParagraph"/>
+        <w:numPr>
+          <w:ilvl w:val="0"/>
+          <w:numId w:val="1"/>
+        </w:numPr>
+        <w:rPr>
+          <w:rFonts w:ascii="Georgia" w:hAnsi="Georgia"/>
+        </w:rPr>
+      </w:pPr>
+      <w:r>
+        <w:rPr>
+          <w:rFonts w:ascii="Georgia" w:hAnsi="Georgia"/>
+        </w:rPr>
+        <w:t>SELECT INTO FROM STRING_</w:t>
+      </w:r>
+      <w:proofErr w:type="gramStart"/>
+      <w:r>
+        <w:rPr>
+          <w:rFonts w:ascii="Georgia" w:hAnsi="Georgia"/>
+        </w:rPr>
+        <w:t>SPLIT(</w:t>
+      </w:r>
+      <w:proofErr w:type="gramEnd"/>
+      <w:r>
+        <w:rPr>
+          <w:rFonts w:ascii="Georgia" w:hAnsi="Georgia"/>
+        </w:rPr>
+        <w:t>@x , ’,’)</w:t>
+      </w:r>
+    </w:p>
+    <w:p>
+      <w:pPr>
+        <w:pStyle w:val="ListParagraph"/>
+        <w:numPr>
+          <w:ilvl w:val="0"/>
+          <w:numId w:val="1"/>
+        </w:numPr>
+        <w:rPr>
+          <w:rFonts w:ascii="Georgia" w:hAnsi="Georgia"/>
+        </w:rPr>
+      </w:pPr>
+    </w:p>
+    <w:p>
+      <w:pPr>
+        <w:rPr>
+          <w:rFonts w:ascii="Georgia" w:hAnsi="Georgia"/>
+        </w:rPr>
+      </w:pPr>
+      <w:r>
+        <w:rPr>
+          <w:rFonts w:ascii="Georgia" w:hAnsi="Georgia"/>
+        </w:rPr>
+        <w:t xml:space="preserve">Q4: </w:t>
+      </w:r>
+      <w:r>
+        <w:rPr>
+          <w:rFonts w:ascii="Georgia" w:hAnsi="Georgia"/>
+        </w:rPr>
+        <w:t>When to use each object type and crossover?</w:t>
+      </w:r>
+    </w:p>
+    <w:p>
+      <w:pPr>
+        <w:rPr>
+          <w:rFonts w:ascii="Georgia" w:hAnsi="Georgia"/>
+        </w:rPr>
+      </w:pPr>
+      <w:r>
+        <w:rPr>
+          <w:rFonts w:ascii="Georgia" w:hAnsi="Georgia"/>
+        </w:rPr>
+        <w:t>4</w:t>
+      </w:r>
+      <w:r>
+        <w:rPr>
+          <w:rFonts w:ascii="Georgia" w:hAnsi="Georgia"/>
+          <w:vertAlign w:val="superscript"/>
+        </w:rPr>
+        <w:t>th</w:t>
+      </w:r>
+      <w:r>
+        <w:rPr>
+          <w:rFonts w:ascii="Georgia" w:hAnsi="Georgia"/>
+        </w:rPr>
+        <w:t xml:space="preserve"> Deck:</w:t>
+      </w:r>
+    </w:p>
+    <w:p>
+      <w:pPr>
+        <w:rPr>
+          <w:rFonts w:ascii="Georgia" w:hAnsi="Georgia"/>
+        </w:rPr>
+      </w:pPr>
+    </w:p>
+    <w:p>
+      <w:pPr>
+        <w:rPr>
+          <w:rFonts w:ascii="Georgia" w:hAnsi="Georgia"/>
+        </w:rPr>
+      </w:pPr>
+      <w:r>
+        <w:rPr>
+          <w:rFonts w:ascii="Georgia" w:hAnsi="Georgia"/>
+        </w:rPr>
+        <w:t>5. dedicated to task</w:t>
+      </w:r>
+    </w:p>
+    <w:p>
+      <w:pPr>
+        <w:rPr>
+          <w:rFonts w:ascii="Georgia" w:hAnsi="Georgia"/>
+        </w:rPr>
+      </w:pPr>
+      <w:r>
+        <w:rPr>
+          <w:rFonts w:ascii="Georgia" w:hAnsi="Georgia"/>
+        </w:rPr>
+        <w:t>6.different</w:t>
+      </w:r>
+    </w:p>
+    <w:p>
+      <w:pPr>
+        <w:rPr>
+          <w:rFonts w:ascii="Georgia" w:hAnsi="Georgia"/>
+        </w:rPr>
+      </w:pPr>
+      <w:r>
+        <w:rPr>
+          <w:rFonts w:ascii="Georgia" w:hAnsi="Georgia"/>
+        </w:rPr>
+        <w:t>7.split</w:t>
+      </w:r>
+    </w:p>
+    <w:p>
+      <w:pPr>
+        <w:rPr>
+          <w:rFonts w:ascii="Georgia" w:hAnsi="Georgia"/>
+        </w:rPr>
+      </w:pPr>
+    </w:p>
+    <w:p>
+      <w:pPr>
+        <w:rPr>
+          <w:rFonts w:ascii="Georgia" w:hAnsi="Georgia"/>
+        </w:rPr>
+      </w:pPr>
+    </w:p>
+    <w:p>
+      <w:pPr>
+        <w:ind w:left="360"/>
         <w:rPr>
           <w:rFonts w:ascii="Georgia" w:hAnsi="Georgia"/>
         </w:rPr>
